--- a/Return Visits App Privacy & Data Notice.docx
+++ b/Return Visits App Privacy & Data Notice.docx
@@ -27,6 +27,12 @@
       </w:pPr>
       <w:r>
         <w:t>At a glance</w:t>
+      </w:r>
+    </w:p>
+    <w:p>
+      <w:pPr/>
+      <w:r>
+        <w:t>Before adding contacts, choose one browser or Home Screen app on one device for regular use. These copies may store separate data and do not automatically sync; adding a Home Screen icon does not transfer browser contacts. To switch, export an encrypted backup from the version with your data and restore it in the other version.</w:t>
       </w:r>
     </w:p>
     <w:p>

--- a/Return Visits App Privacy & Data Notice.docx
+++ b/Return Visits App Privacy & Data Notice.docx
@@ -32,7 +32,7 @@
     <w:p>
       <w:pPr/>
       <w:r>
-        <w:t>Before adding contacts, choose one browser or Home Screen app on one device for regular use. These copies may store separate data and do not automatically sync; adding a Home Screen icon does not transfer browser contacts. To switch, export an encrypted backup from the version with your data and restore it in the other version.</w:t>
+        <w:t>For regular phone use, I recommend adding Return Visits to your Home Screen and using that copy consistently. It opens like an app, but its contacts are still stored locally on your device. The browser and Home Screen versions may store separate data and do not automatically sync. Adding the icon does not transfer contacts already saved in your browser. To switch, export an encrypted backup from the version with your data and restore it in the other version.</w:t>
       </w:r>
     </w:p>
     <w:p>

--- a/Return Visits App Privacy & Data Notice.docx
+++ b/Return Visits App Privacy & Data Notice.docx
@@ -56,6 +56,12 @@
     <w:p>
       <w:r>
         <w:t>The app stores the contact and visit information you enter, including names, address and location details, map coordinates, and visit notes. It also stores your app settings. Saved records are encrypted in your browser's IndexedDB storage using a key derived from your passphrase. The app needs to decrypt the records in the browser while you are using them.</w:t>
+      </w:r>
+    </w:p>
+    <w:p>
+      <w:pPr/>
+      <w:r>
+        <w:t>You can change the passphrase for the current app copy in Settings after entering the existing passphrase. The app re-encrypts that copy's saved contacts and settings locally. Other copies and backup files are not changed; existing backups continue to use the passphrase they were created with.</w:t>
       </w:r>
     </w:p>
     <w:p>

--- a/Return Visits App Privacy & Data Notice.docx
+++ b/Return Visits App Privacy & Data Notice.docx
@@ -42,7 +42,7 @@
     </w:p>
     <w:p>
       <w:r>
-        <w:t>Some features connect to outside services. In particular, when you choose Find Address on Map, the address you entered is sent to OpenStreetMap Nominatim for a location search. Map images and the mapping software are also loaded from external providers.</w:t>
+        <w:t>Some features connect to outside services. In particular, when you choose Set Pin from Entered Address, the address you entered is sent to OpenStreetMap Nominatim for a location search. Map images and the mapping software are also loaded from external providers.</w:t>
       </w:r>
     </w:p>
     <w:p>
@@ -82,7 +82,7 @@
         <w:pStyle w:val="ListBullet"/>
       </w:pPr>
       <w:r>
-        <w:t>Address search: If you choose Find Address on Map, the app sends the address search text (street address, city, and state) to OpenStreetMap Nominatim to look up coordinates. Do not use this feature if you do not want that address sent to the lookup service.</w:t>
+        <w:t>Address search: If you choose Set Pin from Entered Address, the app sends the address search text (street address, city, and state) to OpenStreetMap Nominatim to look up coordinates. Do not use this feature if you do not want that address sent to the lookup service.</w:t>
       </w:r>
     </w:p>
     <w:p>
@@ -114,7 +114,7 @@
         <w:pStyle w:val="ListBullet"/>
       </w:pPr>
       <w:r>
-        <w:t>Device location: If you choose Get GPS and grant permission, the browser asks the device for its current location. The app uses the returned coordinates to position the contact's pin. Get GPS uses your device's current location; it does not use the contact address typed into the form.</w:t>
+        <w:t>Device location: If you choose Use Device Location and grant permission, the browser asks the device for its current location. The app uses the returned coordinates to position the contact's pin. This uses your device's location, not the contact address typed into the form. Accuracy can vary.</w:t>
       </w:r>
     </w:p>
     <w:p>
@@ -175,7 +175,7 @@
         <w:pStyle w:val="ListBullet"/>
       </w:pPr>
       <w:r>
-        <w:t>You can choose whether to use address lookup, device GPS, maps, exports, and printing. Map tiles and address lookup require an internet connection.</w:t>
+        <w:t>You can choose whether to use address lookup, device location, maps, exports, and printing. Map tiles and address lookup require an internet connection.</w:t>
       </w:r>
     </w:p>
     <w:p>

--- a/Return Visits App Privacy & Data Notice.docx
+++ b/Return Visits App Privacy & Data Notice.docx
@@ -42,7 +42,7 @@
     </w:p>
     <w:p>
       <w:r>
-        <w:t>Some features connect to outside services. In particular, when you choose Set Pin from Entered Address, the address you entered is sent to OpenStreetMap Nominatim for a location search. Map images and the mapping software are also loaded from external providers.</w:t>
+        <w:t>Some features connect to outside services. When you choose Set Pin from Entered Address, the address you entered is sent to OpenStreetMap Nominatim for a location search. If no street-address match is found, the selected city and state are searched to center the map nearby. If you then choose Search Near Cross-Street, the cross-street or intersection text is also sent to Nominatim. Map images and the mapping software are also loaded from external providers.</w:t>
       </w:r>
     </w:p>
     <w:p>
@@ -82,7 +82,7 @@
         <w:pStyle w:val="ListBullet"/>
       </w:pPr>
       <w:r>
-        <w:t>Address search: If you choose Set Pin from Entered Address, the app sends the address search text (street address, city, and state) to OpenStreetMap Nominatim to look up coordinates. Do not use this feature if you do not want that address sent to the lookup service.</w:t>
+        <w:t>Address search: If you choose Set Pin from Entered Address, the app sends the address search text (street address, city, and state) to OpenStreetMap Nominatim to look up coordinates. If no street-address match is found, the app also searches the selected city and state to center the map nearby. If you choose Search Near Cross-Street, the cross-street or intersection text and selected city and state are also sent to Nominatim. Do not use these search features if you do not want this location information sent to the lookup service.</w:t>
       </w:r>
     </w:p>
     <w:p>

--- a/Return Visits App Privacy & Data Notice.docx
+++ b/Return Visits App Privacy & Data Notice.docx
@@ -212,7 +212,7 @@
     </w:p>
     <w:p>
       <w:r>
-        <w:t>Contact records remain in the browser on the device until you delete them in the app or clear that browser's site data. Exported backup files, contact files, downloads, printed pages, and PDFs are separate copies; deleting a record in the app does not delete those copies. Manage or securely dispose of them wherever you saved or shared them.</w:t>
+        <w:t>Contact records remain in a browser or Home Screen app copy until you delete them in the app or clear/remove that copy's site data. Browser and Home Screen copies may store data separately, so removing one may not remove another. On iPhone or iPad, clear the Safari browser copy in iOS Settings ? Safari ? Advanced ? Website Data; remove a separate Home Screen app copy by touching and holding its icon, then choosing Remove App ? Delete App. In Chrome on Android, use the site's Clear data or Clear &amp; reset setting, or go to Settings ? Site settings ? All sites. Menu names may vary. Repeat for every browser and device used. Exported backup files, contact files, downloads, printed pages, and PDFs are separate copies; remove those separately wherever saved or shared.</w:t>
       </w:r>
     </w:p>
     <w:p>

--- a/Return Visits App Privacy & Data Notice.docx
+++ b/Return Visits App Privacy & Data Notice.docx
@@ -55,7 +55,7 @@
     </w:p>
     <w:p>
       <w:r>
-        <w:t>The app stores the contact and visit information you enter, including names, address and location details, map coordinates, and visit notes. It also stores your app settings. Saved records are encrypted in your browser's IndexedDB storage using a key derived from your passphrase. The app needs to decrypt the records in the browser while you are using them.</w:t>
+        <w:t>The app stores the contact and visit information you enter, including names, email addresses, phone numbers, address and location details, map coordinates, and visit notes. It also stores your app settings. Saved records are encrypted in your browser's IndexedDB storage using a key derived from your passphrase. The app needs to decrypt the records in the browser while you are using them.</w:t>
       </w:r>
     </w:p>
     <w:p>
@@ -82,7 +82,7 @@
         <w:pStyle w:val="ListBullet"/>
       </w:pPr>
       <w:r>
-        <w:t>Address search: If you choose Set Pin from Entered Address, the app sends the address search text (street address, city, and state) to OpenStreetMap Nominatim to look up coordinates. If no street-address match is found, the app also searches the selected city and state to center the map nearby. If you choose Search Near Cross-Street, the cross-street or intersection text and selected city and state are also sent to Nominatim. Do not use these search features if you do not want this location information sent to the lookup service.</w:t>
+        <w:t>Address search: If you choose Set Pin from Entered Address, the app sends the address search text (street address, city, and state) to OpenStreetMap Nominatim to look up coordinates. If no street-address match is found, the app also searches the selected city and state to center the map nearby. If you choose Search Near Cross-Street, the cross-street or intersection text and selected city and state are also sent to Nominatim. Do not use these search features if you do not want this location information sent to the lookup service. Navigation: If you choose Navigate on a contact card or map pin, the app opens Google Maps directions and sends the contact's saved coordinates or address to Google Maps.</w:t>
       </w:r>
     </w:p>
     <w:p>

--- a/Return Visits App Privacy & Data Notice.docx
+++ b/Return Visits App Privacy & Data Notice.docx
@@ -82,7 +82,7 @@
         <w:pStyle w:val="ListBullet"/>
       </w:pPr>
       <w:r>
-        <w:t>Address search: If you choose Set Pin from Entered Address, the app sends the address search text (street address, city, and state) to OpenStreetMap Nominatim to look up coordinates. If no street-address match is found, the app also searches the selected city and state to center the map nearby. If you choose Search Near Cross-Street, the cross-street or intersection text and selected city and state are also sent to Nominatim. Do not use these search features if you do not want this location information sent to the lookup service. Navigation: If you choose Navigate on a contact card or map pin, the app opens Google Maps directions and sends the contact's saved coordinates or address to Google Maps.</w:t>
+        <w:t>Address search: If you choose Set Pin from Entered Address, the app sends the address search text (street address, city, and state) to OpenStreetMap Nominatim to look up coordinates. If no street-address match is found, the app also searches the selected city and state to center the map nearby. If you choose Search Near Cross-Street, the cross-street or intersection text and selected city and state are also sent to Nominatim. Do not use these search features if you do not want this location information sent to the lookup service. Navigation: If you choose Navigate on a contact card or map pin, the app opens Google Maps directions and sends the contact's saved coordinates or address to Google Maps. Contact sharing: If you choose Share and select Text / SMS, WhatsApp, or Email, that service receives a plain-text summary of the contact's name and available phone, email, address, and directions link. Visit notes are not included. The service receives the details when its composer opens; its privacy practices apply. The app does not encrypt this plain-text message; use encrypted contact export for encrypted app-to-app transfers.</w:t>
       </w:r>
     </w:p>
     <w:p>

--- a/Return Visits App Privacy & Data Notice.docx
+++ b/Return Visits App Privacy & Data Notice.docx
@@ -42,7 +42,7 @@
     </w:p>
     <w:p>
       <w:r>
-        <w:t>Some features connect to outside services. When you choose Set Pin from Entered Address, the address you entered is sent to OpenStreetMap Nominatim for a location search. If no street-address match is found, the selected city and state are searched to center the map nearby. If you then choose Search Near Cross-Street, the cross-street or intersection text is also sent to Nominatim. Map images and the mapping software are also loaded from external providers.</w:t>
+        <w:t>Some features connect to outside services. When you choose Find Address or City Pin, the address text you entered is sent to OpenStreetMap Nominatim for a location search. If the full street-address search has no match, the app may also search the street name without its leading house number and/or the selected city and state. A city-only lookup searches the selected city and state. If you choose Search Near Cross-Street, the cross-street or intersection text is also sent to Nominatim. Typing or saving does not trigger a lookup. Map images and the mapping software are also loaded from external providers.</w:t>
       </w:r>
     </w:p>
     <w:p>
@@ -82,7 +82,7 @@
         <w:pStyle w:val="ListBullet"/>
       </w:pPr>
       <w:r>
-        <w:t>Address search: If you choose Set Pin from Entered Address, the app sends the address search text (street address, city, and state) to OpenStreetMap Nominatim to look up coordinates. If no street-address match is found, the app also searches the selected city and state to center the map nearby. If you choose Search Near Cross-Street, the cross-street or intersection text and selected city and state are also sent to Nominatim. Do not use these search features if you do not want this location information sent to the lookup service. Navigation: If you choose Navigate on a contact card or map pin, the app opens Google Maps directions and sends the contact's saved coordinates or address to Google Maps. Contact sharing: If you choose Share and select Text / SMS, WhatsApp, or Email, that service receives a plain-text summary of the contact's name and available phone, email, address, and directions link. Visit notes are not included. The service receives the details when its composer opens; its privacy practices apply. The app does not encrypt this plain-text message; use encrypted contact export for encrypted app-to-app transfers.</w:t>
+        <w:t>Address search: If you choose Find Address or City Pin, the app sends the address search text (street address, city, and state) to OpenStreetMap Nominatim to look up coordinates. If no full-address match is found, the app may also search the street name without its leading house number and the selected city and state. A city-only lookup searches the selected city and state. If you choose Search Near Cross-Street, the cross-street or intersection text and selected city and state are also sent to Nominatim. Typing or saving contact details does not trigger a lookup. Do not use these search features if you do not want this location information sent to the lookup service. Navigation: If you choose Navigate on a contact card or map pin, the app opens Google Maps directions and sends the contact's saved coordinates or address to Google Maps. Contact sharing: If you choose Share and select Text / SMS, WhatsApp, or Email, that service receives a plain-text summary of the contact's name and available phone, email, address, and directions link. Visit notes are not included. The service receives the details when its composer opens; its privacy practices apply. The app does not encrypt this plain-text message; use encrypted contact export for encrypted app-to-app transfers.</w:t>
       </w:r>
     </w:p>
     <w:p>

--- a/Return Visits App Privacy & Data Notice.docx
+++ b/Return Visits App Privacy & Data Notice.docx
@@ -42,7 +42,7 @@
     </w:p>
     <w:p>
       <w:r>
-        <w:t>Some features connect to outside services. When you choose Find Address or City Pin, the address text you entered is sent to OpenStreetMap Nominatim for a location search. If the full street-address search has no match, the app may also search the street name without its leading house number and/or the selected city and state. A city-only lookup searches the selected city and state. If you choose Search Near Cross-Street, the cross-street or intersection text is also sent to Nominatim. Typing or saving does not trigger a lookup. Map images and the mapping software are also loaded from external providers.</w:t>
+        <w:t>Some features connect to outside services. When you choose Find Address or City Pin, the address text you entered is sent to OpenStreetMap Nominatim for a location search. If the full street-address search has no match, the app may also search the street name without its leading house number and/or the selected city and state. A city-only lookup searches the selected city and state. If you choose Search Near Cross-Street, the cross-street or intersection text is also sent to Nominatim. Whenever the Map is open and no visible contacts have coordinates, the default city and state in Settings are sent to Nominatim to center the map approximately. Entering or saving contact details does not run the contact-address search. Map images and the mapping software are also loaded from external providers.</w:t>
       </w:r>
     </w:p>
     <w:p>
@@ -82,7 +82,7 @@
         <w:pStyle w:val="ListBullet"/>
       </w:pPr>
       <w:r>
-        <w:t>Address search: If you choose Find Address or City Pin, the app sends the address search text (street address, city, and state) to OpenStreetMap Nominatim to look up coordinates. If no full-address match is found, the app may also search the street name without its leading house number and the selected city and state. A city-only lookup searches the selected city and state. If you choose Search Near Cross-Street, the cross-street or intersection text and selected city and state are also sent to Nominatim. Typing or saving contact details does not trigger a lookup. Do not use these search features if you do not want this location information sent to the lookup service. Navigation: If you choose Navigate on a contact card or map pin, the app opens Google Maps directions and sends the contact's saved coordinates or address to Google Maps. Contact sharing: If you choose Share and select Text / SMS, WhatsApp, or Email, that service receives a plain-text summary of the contact's name and available phone, email, address, and directions link. Visit notes are not included. The service receives the details when its composer opens; its privacy practices apply. The app does not encrypt this plain-text message; use encrypted contact export for encrypted app-to-app transfers.</w:t>
+        <w:t>Address search: If you choose Find Address or City Pin, the app sends the address search text (street address, city, and state) to OpenStreetMap Nominatim to look up coordinates. If no full-address match is found, the app may also search the street name without its leading house number and the selected city and state. A city-only lookup searches the selected city and state. If you choose Search Near Cross-Street, the cross-street or intersection text and selected city and state are also sent to Nominatim. Whenever the Map is open and no visible contacts have coordinates, the default city and state in Settings are also sent to Nominatim to center the map approximately. Entering or saving contact details does not run the contact-address search. Do not use these search features if you do not want this location information sent to the lookup service. Navigation: If you choose Navigate on a contact card or map pin, the app opens Google Maps directions and sends the contact's saved coordinates or address to Google Maps. Contact sharing: If you choose Share and select Text / SMS, WhatsApp, or Email, that service receives a plain-text summary of the contact's name and available phone, email, address, and directions link. Visit notes are not included. The service receives the details when its composer opens; its privacy practices apply. The app does not encrypt this plain-text message; use encrypted contact export for encrypted app-to-app transfers.</w:t>
       </w:r>
     </w:p>
     <w:p>

--- a/Return Visits App Privacy & Data Notice.docx
+++ b/Return Visits App Privacy & Data Notice.docx
@@ -37,7 +37,7 @@
     </w:p>
     <w:p>
       <w:r>
-        <w:t>Return Visits keeps your contact records in the browser storage on the device where you use the app. The app encrypts saved contacts and settings with your passphrase. Your records do not automatically sync to another device, and the app does not use a user account or a central contact database. I do not maintain a list identifying who downloads or uses the app.</w:t>
+        <w:t>Return Visits keeps your contact records in the browser storage on the device where you use the app. A passphrase is optional; if you turn one on in Settings, the app encrypts saved contacts and settings with it. Without a passphrase, records are stored unencrypted in your browser. Your records do not automatically sync to another device, and the app does not use a user account or a central contact database. I do not maintain a list identifying who downloads or uses the app.</w:t>
       </w:r>
     </w:p>
     <w:p>
@@ -55,13 +55,13 @@
     </w:p>
     <w:p>
       <w:r>
-        <w:t>The app stores the contact and visit information you enter, including names, email addresses, phone numbers, address and location details, map coordinates, and visit notes. It also stores your app settings. Saved records are encrypted in your browser's IndexedDB storage using a key derived from your passphrase. The app needs to decrypt the records in the browser while you are using them.</w:t>
+        <w:t>The app stores the contact and visit information you enter, including names, email addresses, phone numbers, address and location details, map coordinates, and visit notes. It also stores your app settings. Saved records are stored in your browser's IndexedDB storage. If you have turned on a passphrase, they are encrypted using a key derived from it; otherwise they are stored unencrypted and anyone with access to the device and browser profile may be able to read them. The app needs to decrypt the records in the browser while you are using them.</w:t>
       </w:r>
     </w:p>
     <w:p>
       <w:pPr/>
       <w:r>
-        <w:t>You can change the passphrase for the current app copy in Settings after entering the existing passphrase. The app re-encrypts that copy's saved contacts and settings locally. Other copies and backup files are not changed; existing backups continue to use the passphrase they were created with.</w:t>
+        <w:t>You can turn on or change the passphrase for the current app copy in Settings (entering the existing passphrase when changing one). The app re-encrypts that copy's saved contacts and settings locally. Other copies and backup files are not changed; existing backups continue to use the passphrase they were created with.</w:t>
       </w:r>
     </w:p>
     <w:p>
@@ -143,7 +143,7 @@
         <w:pStyle w:val="ListBullet"/>
       </w:pPr>
       <w:r>
-        <w:t>You choose where to save, store, or share exported files. Anyone who obtains an encrypted file would also need its passphrase to decrypt it, so keep the passphrase separate from the file.</w:t>
+        <w:t>You choose where to save, store, or share exported files. Anyone who obtains an unencrypted backup can read it. Anyone who obtains an encrypted file would also need its passphrase to decrypt it, so keep the passphrase separate from the file.</w:t>
       </w:r>
     </w:p>
     <w:p>
@@ -183,7 +183,7 @@
         <w:pStyle w:val="ListBullet"/>
       </w:pPr>
       <w:r>
-        <w:t>Keep your passphrase private and make encrypted backups regularly. The app cannot recover a forgotten passphrase.</w:t>
+        <w:t>If you turn on a passphrase, keep it private. Make backups regularly. The app cannot recover a forgotten passphrase.</w:t>
       </w:r>
     </w:p>
     <w:p>
@@ -191,7 +191,7 @@
         <w:pStyle w:val="ListBullet"/>
       </w:pPr>
       <w:r>
-        <w:t>If you clear browser storage, remove the app, lose the device, or forget the passphrase without a usable backup, your local records may become unavailable.</w:t>
+        <w:t>If you clear browser storage, remove the app, lose the device, or forget a passphrase you turned on without a usable backup, your local records may become unavailable.</w:t>
       </w:r>
     </w:p>
     <w:p>

--- a/Return Visits App Privacy & Data Notice.docx
+++ b/Return Visits App Privacy & Data Notice.docx
@@ -61,7 +61,7 @@
     <w:p>
       <w:pPr/>
       <w:r>
-        <w:t>You can turn on or change the passphrase for the current app copy in Settings (entering the existing passphrase when changing one). The app re-encrypts that copy's saved contacts and settings locally. Other copies and backup files are not changed; existing backups continue to use the passphrase they were created with.</w:t>
+        <w:t>You can turn on, change, or turn off the passphrase for the current app copy in Settings (entering the existing passphrase when changing or turning off one). The app re-encrypts (or decrypts) that copy's saved contacts and settings locally. Other copies and backup files are not changed; existing backups continue to use the passphrase they were created with.</w:t>
       </w:r>
     </w:p>
     <w:p>
